--- a/docs/arai-compliance-features.docx
+++ b/docs/arai-compliance-features.docx
@@ -462,6 +462,132 @@
           </w:p>
         </w:tc>
       </w:tr>
+      <w:tr>
+        <w:tc>
+          <w:tcPr>
+            <w:tcW w:type="dxa" w:w="2060"/>
+            <w:tcMar>
+              <w:top w:type="dxa" w:w="100"/>
+              <w:left w:type="dxa" w:w="140"/>
+              <w:bottom w:type="dxa" w:w="100"/>
+              <w:right w:type="dxa" w:w="140"/>
+            </w:tcMar>
+          </w:tcPr>
+          <w:p>
+            <w:pPr>
+              <w:spacing w:after="0" w:before="0"/>
+            </w:pPr>
+            <w:r>
+              <w:rPr>
+                <w:b/>
+                <w:bCs/>
+              </w:rPr>
+              <w:t xml:space="preserve">Hash-chained audit log</w:t>
+            </w:r>
+          </w:p>
+        </w:tc>
+        <w:tc>
+          <w:tcPr>
+            <w:tcW w:type="dxa" w:w="3650"/>
+            <w:tcMar>
+              <w:top w:type="dxa" w:w="100"/>
+              <w:left w:type="dxa" w:w="140"/>
+              <w:bottom w:type="dxa" w:w="100"/>
+              <w:right w:type="dxa" w:w="140"/>
+            </w:tcMar>
+          </w:tcPr>
+          <w:p>
+            <w:pPr>
+              <w:spacing w:after="0" w:before="0"/>
+            </w:pPr>
+            <w:r>
+              <w:t xml:space="preserve">Every audit-log line carries prev_hash + hash (SHA-256 over canonical bytes); a per-day .head.YYYYMMDD sidecar anchors the chain tip.</w:t>
+            </w:r>
+          </w:p>
+        </w:tc>
+        <w:tc>
+          <w:tcPr>
+            <w:tcW w:type="dxa" w:w="3650"/>
+            <w:tcMar>
+              <w:top w:type="dxa" w:w="100"/>
+              <w:left w:type="dxa" w:w="140"/>
+              <w:bottom w:type="dxa" w:w="100"/>
+              <w:right w:type="dxa" w:w="140"/>
+            </w:tcMar>
+          </w:tcPr>
+          <w:p>
+            <w:pPr>
+              <w:spacing w:after="0" w:before="0"/>
+            </w:pPr>
+            <w:r>
+              <w:t xml:space="preserve">Tampering, reordering, or deletion of any line is detectable. Backs the “tamper-evident” claim with a real mechanism rather than append-only-by-convention.</w:t>
+            </w:r>
+          </w:p>
+        </w:tc>
+      </w:tr>
+      <w:tr>
+        <w:tc>
+          <w:tcPr>
+            <w:tcW w:type="dxa" w:w="2060"/>
+            <w:tcMar>
+              <w:top w:type="dxa" w:w="100"/>
+              <w:left w:type="dxa" w:w="140"/>
+              <w:bottom w:type="dxa" w:w="100"/>
+              <w:right w:type="dxa" w:w="140"/>
+            </w:tcMar>
+          </w:tcPr>
+          <w:p>
+            <w:pPr>
+              <w:spacing w:after="0" w:before="0"/>
+            </w:pPr>
+            <w:r>
+              <w:rPr>
+                <w:b/>
+                <w:bCs/>
+              </w:rPr>
+              <w:t xml:space="preserve">arai audit --verify</w:t>
+            </w:r>
+          </w:p>
+        </w:tc>
+        <w:tc>
+          <w:tcPr>
+            <w:tcW w:type="dxa" w:w="3650"/>
+            <w:tcMar>
+              <w:top w:type="dxa" w:w="100"/>
+              <w:left w:type="dxa" w:w="140"/>
+              <w:bottom w:type="dxa" w:w="100"/>
+              <w:right w:type="dxa" w:w="140"/>
+            </w:tcMar>
+          </w:tcPr>
+          <w:p>
+            <w:pPr>
+              <w:spacing w:after="0" w:before="0"/>
+            </w:pPr>
+            <w:r>
+              <w:t xml:space="preserve">CLI walks the hash chain across every day-bucket for the project and exits non-zero on any tamper / reorder / deletion. JSON output for CI / cron.</w:t>
+            </w:r>
+          </w:p>
+        </w:tc>
+        <w:tc>
+          <w:tcPr>
+            <w:tcW w:type="dxa" w:w="3650"/>
+            <w:tcMar>
+              <w:top w:type="dxa" w:w="100"/>
+              <w:left w:type="dxa" w:w="140"/>
+              <w:bottom w:type="dxa" w:w="100"/>
+              <w:right w:type="dxa" w:w="140"/>
+            </w:tcMar>
+          </w:tcPr>
+          <w:p>
+            <w:pPr>
+              <w:spacing w:after="0" w:before="0"/>
+            </w:pPr>
+            <w:r>
+              <w:t xml:space="preserve">Evidence integrity becomes a gateable CI step or scheduled job. Auditors can independently confirm the trail hasn’t been edited.</w:t>
+            </w:r>
+          </w:p>
+        </w:tc>
+      </w:tr>
     </w:tbl>
     <w:p>
       <w:pPr>
@@ -2652,6 +2778,258 @@
           </w:p>
         </w:tc>
       </w:tr>
+      <w:tr>
+        <w:tc>
+          <w:tcPr>
+            <w:tcW w:type="dxa" w:w="2060"/>
+            <w:tcMar>
+              <w:top w:type="dxa" w:w="100"/>
+              <w:left w:type="dxa" w:w="140"/>
+              <w:bottom w:type="dxa" w:w="100"/>
+              <w:right w:type="dxa" w:w="140"/>
+            </w:tcMar>
+          </w:tcPr>
+          <w:p>
+            <w:pPr>
+              <w:spacing w:after="0" w:before="0"/>
+            </w:pPr>
+            <w:r>
+              <w:rPr>
+                <w:b/>
+                <w:bCs/>
+              </w:rPr>
+              <w:t xml:space="preserve">MCP authentication</w:t>
+            </w:r>
+          </w:p>
+        </w:tc>
+        <w:tc>
+          <w:tcPr>
+            <w:tcW w:type="dxa" w:w="3650"/>
+            <w:tcMar>
+              <w:top w:type="dxa" w:w="100"/>
+              <w:left w:type="dxa" w:w="140"/>
+              <w:bottom w:type="dxa" w:w="100"/>
+              <w:right w:type="dxa" w:w="140"/>
+            </w:tcMar>
+          </w:tcPr>
+          <w:p>
+            <w:pPr>
+              <w:spacing w:after="0" w:before="0"/>
+            </w:pPr>
+            <w:r>
+              <w:t xml:space="preserve">Optional shared-secret via ARAI_MCP_AUTH_TOKEN. When set, initialize.params.auth_token must match (constant-time compare); subsequent calls on the same stdio connection inherit auth. Open by default for backwards compatibility.</w:t>
+            </w:r>
+          </w:p>
+        </w:tc>
+        <w:tc>
+          <w:tcPr>
+            <w:tcW w:type="dxa" w:w="3650"/>
+            <w:tcMar>
+              <w:top w:type="dxa" w:w="100"/>
+              <w:left w:type="dxa" w:w="140"/>
+              <w:bottom w:type="dxa" w:w="100"/>
+              <w:right w:type="dxa" w:w="140"/>
+            </w:tcMar>
+          </w:tcPr>
+          <w:p>
+            <w:pPr>
+              <w:spacing w:after="0" w:before="0"/>
+            </w:pPr>
+            <w:r>
+              <w:t xml:space="preserve">Closes the “agent on stdio is implicitly trusted” surface for organisations that want to gate which agents may drive Arai’s MCP tools. Notification handling stays JSON-RPC 2.0 compliant.</w:t>
+            </w:r>
+          </w:p>
+        </w:tc>
+      </w:tr>
+      <w:tr>
+        <w:tc>
+          <w:tcPr>
+            <w:tcW w:type="dxa" w:w="2060"/>
+            <w:tcMar>
+              <w:top w:type="dxa" w:w="100"/>
+              <w:left w:type="dxa" w:w="140"/>
+              <w:bottom w:type="dxa" w:w="100"/>
+              <w:right w:type="dxa" w:w="140"/>
+            </w:tcMar>
+          </w:tcPr>
+          <w:p>
+            <w:pPr>
+              <w:spacing w:after="0" w:before="0"/>
+            </w:pPr>
+            <w:r>
+              <w:rPr>
+                <w:b/>
+                <w:bCs/>
+              </w:rPr>
+              <w:t xml:space="preserve">Extends cache-at-rest signature</w:t>
+            </w:r>
+          </w:p>
+        </w:tc>
+        <w:tc>
+          <w:tcPr>
+            <w:tcW w:type="dxa" w:w="3650"/>
+            <w:tcMar>
+              <w:top w:type="dxa" w:w="100"/>
+              <w:left w:type="dxa" w:w="140"/>
+              <w:bottom w:type="dxa" w:w="100"/>
+              <w:right w:type="dxa" w:w="140"/>
+            </w:tcMar>
+          </w:tcPr>
+          <w:p>
+            <w:pPr>
+              <w:spacing w:after="0" w:before="0"/>
+            </w:pPr>
+            <w:r>
+              <w:t xml:space="preserve">Cached upstream-policy files now carry a &lt;hash&gt;.md.sha256 sidecar. Mismatched or missing sidecars are treated as a cache miss in both the fresh-read and stale-while-error paths.</w:t>
+            </w:r>
+          </w:p>
+        </w:tc>
+        <w:tc>
+          <w:tcPr>
+            <w:tcW w:type="dxa" w:w="3650"/>
+            <w:tcMar>
+              <w:top w:type="dxa" w:w="100"/>
+              <w:left w:type="dxa" w:w="140"/>
+              <w:bottom w:type="dxa" w:w="100"/>
+              <w:right w:type="dxa" w:w="140"/>
+            </w:tcMar>
+          </w:tcPr>
+          <w:p>
+            <w:pPr>
+              <w:spacing w:after="0" w:before="0"/>
+            </w:pPr>
+            <w:r>
+              <w:t xml:space="preserve">Closes the cache-tampering surface beneath the trust list. An attacker with write access to the cache directory can no longer swap a cached policy out without the next read detecting it.</w:t>
+            </w:r>
+          </w:p>
+        </w:tc>
+      </w:tr>
+      <w:tr>
+        <w:tc>
+          <w:tcPr>
+            <w:tcW w:type="dxa" w:w="2060"/>
+            <w:tcMar>
+              <w:top w:type="dxa" w:w="100"/>
+              <w:left w:type="dxa" w:w="140"/>
+              <w:bottom w:type="dxa" w:w="100"/>
+              <w:right w:type="dxa" w:w="140"/>
+            </w:tcMar>
+          </w:tcPr>
+          <w:p>
+            <w:pPr>
+              <w:spacing w:after="0" w:before="0"/>
+            </w:pPr>
+            <w:r>
+              <w:rPr>
+                <w:b/>
+                <w:bCs/>
+              </w:rPr>
+              <w:t xml:space="preserve">Windows audit ACLs pinned</w:t>
+            </w:r>
+          </w:p>
+        </w:tc>
+        <w:tc>
+          <w:tcPr>
+            <w:tcW w:type="dxa" w:w="3650"/>
+            <w:tcMar>
+              <w:top w:type="dxa" w:w="100"/>
+              <w:left w:type="dxa" w:w="140"/>
+              <w:bottom w:type="dxa" w:w="100"/>
+              <w:right w:type="dxa" w:w="140"/>
+            </w:tcMar>
+          </w:tcPr>
+          <w:p>
+            <w:pPr>
+              <w:spacing w:after="0" w:before="0"/>
+            </w:pPr>
+            <w:r>
+              <w:t xml:space="preserve">First audit write on Windows shells once to icacls /inheritance:r /grant:r USER:(OI)(CI)F and drops a .arai_acl_set marker so subsequent writes skip the call.</w:t>
+            </w:r>
+          </w:p>
+        </w:tc>
+        <w:tc>
+          <w:tcPr>
+            <w:tcW w:type="dxa" w:w="3650"/>
+            <w:tcMar>
+              <w:top w:type="dxa" w:w="100"/>
+              <w:left w:type="dxa" w:w="140"/>
+              <w:bottom w:type="dxa" w:w="100"/>
+              <w:right w:type="dxa" w:w="140"/>
+            </w:tcMar>
+          </w:tcPr>
+          <w:p>
+            <w:pPr>
+              <w:spacing w:after="0" w:before="0"/>
+            </w:pPr>
+            <w:r>
+              <w:t xml:space="preserve">Matches the Unix 0700/0600 lock-down on the audit directory. Removes the “typically user-only by default” soft assumption on a Windows fleet.</w:t>
+            </w:r>
+          </w:p>
+        </w:tc>
+      </w:tr>
+      <w:tr>
+        <w:tc>
+          <w:tcPr>
+            <w:tcW w:type="dxa" w:w="2060"/>
+            <w:tcMar>
+              <w:top w:type="dxa" w:w="100"/>
+              <w:left w:type="dxa" w:w="140"/>
+              <w:bottom w:type="dxa" w:w="100"/>
+              <w:right w:type="dxa" w:w="140"/>
+            </w:tcMar>
+          </w:tcPr>
+          <w:p>
+            <w:pPr>
+              <w:spacing w:after="0" w:before="0"/>
+            </w:pPr>
+            <w:r>
+              <w:rPr>
+                <w:b/>
+                <w:bCs/>
+              </w:rPr>
+              <w:t xml:space="preserve">Telemetry queue size cap</w:t>
+            </w:r>
+          </w:p>
+        </w:tc>
+        <w:tc>
+          <w:tcPr>
+            <w:tcW w:type="dxa" w:w="3650"/>
+            <w:tcMar>
+              <w:top w:type="dxa" w:w="100"/>
+              <w:left w:type="dxa" w:w="140"/>
+              <w:bottom w:type="dxa" w:w="100"/>
+              <w:right w:type="dxa" w:w="140"/>
+            </w:tcMar>
+          </w:tcPr>
+          <w:p>
+            <w:pPr>
+              <w:spacing w:after="0" w:before="0"/>
+            </w:pPr>
+            <w:r>
+              <w:t xml:space="preserve">Hard 2 MiB cap on telemetry_queue.jsonl, enforced via a single metadata() syscall in track(). Events above the cap are silently dropped (upstream sink dedups on rule_hash anyway).</w:t>
+            </w:r>
+          </w:p>
+        </w:tc>
+        <w:tc>
+          <w:tcPr>
+            <w:tcW w:type="dxa" w:w="3650"/>
+            <w:tcMar>
+              <w:top w:type="dxa" w:w="100"/>
+              <w:left w:type="dxa" w:w="140"/>
+              <w:bottom w:type="dxa" w:w="100"/>
+              <w:right w:type="dxa" w:w="140"/>
+            </w:tcMar>
+          </w:tcPr>
+          <w:p>
+            <w:pPr>
+              <w:spacing w:after="0" w:before="0"/>
+            </w:pPr>
+            <w:r>
+              <w:t xml:space="preserve">Bounds on-disk growth for installs that only ever invoke hooks (and never the non-hook CLI commands that flush). No risk of the telemetry queue itself becoming a long-term storage liability.</w:t>
+            </w:r>
+          </w:p>
+        </w:tc>
+      </w:tr>
     </w:tbl>
     <w:p>
       <w:pPr>
@@ -2912,6 +3290,564 @@
     </w:p>
     <w:p>
       <w:pPr>
+        <w:pStyle w:val="Heading2"/>
+        <w:spacing w:after="200" w:before="400"/>
+      </w:pPr>
+      <w:r>
+        <w:rPr>
+          <w:b/>
+          <w:bCs/>
+          <w:sz w:val="28"/>
+        </w:rPr>
+        <w:t xml:space="preserve">8. SOC 2 Trust Service Criteria mapping</w:t>
+      </w:r>
+    </w:p>
+    <w:p>
+      <w:pPr>
+        <w:spacing w:after="200" w:before="0"/>
+      </w:pPr>
+      <w:r>
+        <w:t xml:space="preserve">Arai is not itself a certified product. The following mapping documents how the controls in sections 1–7 align with the SOC 2 Trust Service Criteria so a procurement / InfoSec reviewer can evaluate Arai against their own framework without redoing the analysis.</w:t>
+      </w:r>
+    </w:p>
+    <w:tbl>
+      <w:tblPr>
+        <w:tblW w:type="dxa" w:w="9360"/>
+        <w:tblBorders>
+          <w:top w:color="CCCCCC" w:space="0" w:sz="4" w:val="single"/>
+          <w:left w:color="CCCCCC" w:space="0" w:sz="4" w:val="single"/>
+          <w:bottom w:color="CCCCCC" w:space="0" w:sz="4" w:val="single"/>
+          <w:right w:color="CCCCCC" w:space="0" w:sz="4" w:val="single"/>
+          <w:insideH w:color="CCCCCC" w:space="0" w:sz="4" w:val="single"/>
+          <w:insideV w:color="CCCCCC" w:space="0" w:sz="4" w:val="single"/>
+        </w:tblBorders>
+      </w:tblPr>
+      <w:tblGrid>
+        <w:gridCol w:w="2060"/>
+        <w:gridCol w:w="3650"/>
+        <w:gridCol w:w="3650"/>
+      </w:tblGrid>
+      <w:tr>
+        <w:tc>
+          <w:tcPr>
+            <w:tcW w:type="dxa" w:w="2060"/>
+            <w:shd w:fill="1F3A5F" w:color="auto" w:val="clear"/>
+            <w:tcMar>
+              <w:top w:type="dxa" w:w="100"/>
+              <w:left w:type="dxa" w:w="140"/>
+              <w:bottom w:type="dxa" w:w="100"/>
+              <w:right w:type="dxa" w:w="140"/>
+            </w:tcMar>
+          </w:tcPr>
+          <w:p>
+            <w:pPr>
+              <w:spacing w:after="0" w:before="0"/>
+            </w:pPr>
+            <w:r>
+              <w:rPr>
+                <w:b/>
+                <w:bCs/>
+                <w:color w:val="FFFFFF"/>
+              </w:rPr>
+              <w:t xml:space="preserve">TSC criterion</w:t>
+            </w:r>
+          </w:p>
+        </w:tc>
+        <w:tc>
+          <w:tcPr>
+            <w:tcW w:type="dxa" w:w="3650"/>
+            <w:shd w:fill="1F3A5F" w:color="auto" w:val="clear"/>
+            <w:tcMar>
+              <w:top w:type="dxa" w:w="100"/>
+              <w:left w:type="dxa" w:w="140"/>
+              <w:bottom w:type="dxa" w:w="100"/>
+              <w:right w:type="dxa" w:w="140"/>
+            </w:tcMar>
+          </w:tcPr>
+          <w:p>
+            <w:pPr>
+              <w:spacing w:after="0" w:before="0"/>
+            </w:pPr>
+            <w:r>
+              <w:rPr>
+                <w:b/>
+                <w:bCs/>
+                <w:color w:val="FFFFFF"/>
+              </w:rPr>
+              <w:t xml:space="preserve">What it covers</w:t>
+            </w:r>
+          </w:p>
+        </w:tc>
+        <w:tc>
+          <w:tcPr>
+            <w:tcW w:type="dxa" w:w="3650"/>
+            <w:shd w:fill="1F3A5F" w:color="auto" w:val="clear"/>
+            <w:tcMar>
+              <w:top w:type="dxa" w:w="100"/>
+              <w:left w:type="dxa" w:w="140"/>
+              <w:bottom w:type="dxa" w:w="100"/>
+              <w:right w:type="dxa" w:w="140"/>
+            </w:tcMar>
+          </w:tcPr>
+          <w:p>
+            <w:pPr>
+              <w:spacing w:after="0" w:before="0"/>
+            </w:pPr>
+            <w:r>
+              <w:rPr>
+                <w:b/>
+                <w:bCs/>
+                <w:color w:val="FFFFFF"/>
+              </w:rPr>
+              <w:t xml:space="preserve">Arai feature(s) that satisfy it</w:t>
+            </w:r>
+          </w:p>
+        </w:tc>
+      </w:tr>
+      <w:tr>
+        <w:tc>
+          <w:tcPr>
+            <w:tcW w:type="dxa" w:w="2060"/>
+            <w:tcMar>
+              <w:top w:type="dxa" w:w="100"/>
+              <w:left w:type="dxa" w:w="140"/>
+              <w:bottom w:type="dxa" w:w="100"/>
+              <w:right w:type="dxa" w:w="140"/>
+            </w:tcMar>
+          </w:tcPr>
+          <w:p>
+            <w:pPr>
+              <w:spacing w:after="0" w:before="0"/>
+            </w:pPr>
+            <w:r>
+              <w:rPr>
+                <w:b/>
+                <w:bCs/>
+              </w:rPr>
+              <w:t xml:space="preserve">CC6.1 — Logical access controls</w:t>
+            </w:r>
+          </w:p>
+        </w:tc>
+        <w:tc>
+          <w:tcPr>
+            <w:tcW w:type="dxa" w:w="3650"/>
+            <w:tcMar>
+              <w:top w:type="dxa" w:w="100"/>
+              <w:left w:type="dxa" w:w="140"/>
+              <w:bottom w:type="dxa" w:w="100"/>
+              <w:right w:type="dxa" w:w="140"/>
+            </w:tcMar>
+          </w:tcPr>
+          <w:p>
+            <w:pPr>
+              <w:spacing w:after="0" w:before="0"/>
+            </w:pPr>
+            <w:r>
+              <w:t xml:space="preserve">Restricts logical access to data and system resources to authorised users.</w:t>
+            </w:r>
+          </w:p>
+        </w:tc>
+        <w:tc>
+          <w:tcPr>
+            <w:tcW w:type="dxa" w:w="3650"/>
+            <w:tcMar>
+              <w:top w:type="dxa" w:w="100"/>
+              <w:left w:type="dxa" w:w="140"/>
+              <w:bottom w:type="dxa" w:w="100"/>
+              <w:right w:type="dxa" w:w="140"/>
+            </w:tcMar>
+          </w:tcPr>
+          <w:p>
+            <w:pPr>
+              <w:spacing w:after="0" w:before="0"/>
+            </w:pPr>
+            <w:r>
+              <w:t xml:space="preserve">Audit directory locked to owner-only on disk (0700/0600 on Unix; icacls /inheritance:r /grant:r on Windows, pinned on first audit write via a marker file).</w:t>
+            </w:r>
+          </w:p>
+        </w:tc>
+      </w:tr>
+      <w:tr>
+        <w:tc>
+          <w:tcPr>
+            <w:tcW w:type="dxa" w:w="2060"/>
+            <w:tcMar>
+              <w:top w:type="dxa" w:w="100"/>
+              <w:left w:type="dxa" w:w="140"/>
+              <w:bottom w:type="dxa" w:w="100"/>
+              <w:right w:type="dxa" w:w="140"/>
+            </w:tcMar>
+          </w:tcPr>
+          <w:p>
+            <w:pPr>
+              <w:spacing w:after="0" w:before="0"/>
+            </w:pPr>
+            <w:r>
+              <w:rPr>
+                <w:b/>
+                <w:bCs/>
+              </w:rPr>
+              <w:t xml:space="preserve">CC6.6 — External system / supply chain</w:t>
+            </w:r>
+          </w:p>
+        </w:tc>
+        <w:tc>
+          <w:tcPr>
+            <w:tcW w:type="dxa" w:w="3650"/>
+            <w:tcMar>
+              <w:top w:type="dxa" w:w="100"/>
+              <w:left w:type="dxa" w:w="140"/>
+              <w:bottom w:type="dxa" w:w="100"/>
+              <w:right w:type="dxa" w:w="140"/>
+            </w:tcMar>
+          </w:tcPr>
+          <w:p>
+            <w:pPr>
+              <w:spacing w:after="0" w:before="0"/>
+            </w:pPr>
+            <w:r>
+              <w:t xml:space="preserve">Protects information against vulnerabilities introduced by external sources or third-party software.</w:t>
+            </w:r>
+          </w:p>
+        </w:tc>
+        <w:tc>
+          <w:tcPr>
+            <w:tcW w:type="dxa" w:w="3650"/>
+            <w:tcMar>
+              <w:top w:type="dxa" w:w="100"/>
+              <w:left w:type="dxa" w:w="140"/>
+              <w:bottom w:type="dxa" w:w="100"/>
+              <w:right w:type="dxa" w:w="140"/>
+            </w:tcMar>
+          </w:tcPr>
+          <w:p>
+            <w:pPr>
+              <w:spacing w:after="0" w:before="0"/>
+            </w:pPr>
+            <w:r>
+              <w:t xml:space="preserve">Every install path verifies the downloaded binary against published checksums.txt (SHA-256). MCP server input caps. Single-binary distribution.</w:t>
+            </w:r>
+          </w:p>
+        </w:tc>
+      </w:tr>
+      <w:tr>
+        <w:tc>
+          <w:tcPr>
+            <w:tcW w:type="dxa" w:w="2060"/>
+            <w:tcMar>
+              <w:top w:type="dxa" w:w="100"/>
+              <w:left w:type="dxa" w:w="140"/>
+              <w:bottom w:type="dxa" w:w="100"/>
+              <w:right w:type="dxa" w:w="140"/>
+            </w:tcMar>
+          </w:tcPr>
+          <w:p>
+            <w:pPr>
+              <w:spacing w:after="0" w:before="0"/>
+            </w:pPr>
+            <w:r>
+              <w:rPr>
+                <w:b/>
+                <w:bCs/>
+              </w:rPr>
+              <w:t xml:space="preserve">CC6.7 — Data in transit</w:t>
+            </w:r>
+          </w:p>
+        </w:tc>
+        <w:tc>
+          <w:tcPr>
+            <w:tcW w:type="dxa" w:w="3650"/>
+            <w:tcMar>
+              <w:top w:type="dxa" w:w="100"/>
+              <w:left w:type="dxa" w:w="140"/>
+              <w:bottom w:type="dxa" w:w="100"/>
+              <w:right w:type="dxa" w:w="140"/>
+            </w:tcMar>
+          </w:tcPr>
+          <w:p>
+            <w:pPr>
+              <w:spacing w:after="0" w:before="0"/>
+            </w:pPr>
+            <w:r>
+              <w:t xml:space="preserve">Protects information in transit, including limits on what leaves the host.</w:t>
+            </w:r>
+          </w:p>
+        </w:tc>
+        <w:tc>
+          <w:tcPr>
+            <w:tcW w:type="dxa" w:w="3650"/>
+            <w:tcMar>
+              <w:top w:type="dxa" w:w="100"/>
+              <w:left w:type="dxa" w:w="140"/>
+              <w:bottom w:type="dxa" w:w="100"/>
+              <w:right w:type="dxa" w:w="140"/>
+            </w:tcMar>
+          </w:tcPr>
+          <w:p>
+            <w:pPr>
+              <w:spacing w:after="0" w:before="0"/>
+            </w:pPr>
+            <w:r>
+              <w:t xml:space="preserve">No network on the hook hot path. (noenrich) per-rule opt-out plus pre-send locality verdict for the enrichment channel. arai:extends HTTPS-only with SSRF-hardened transport (refuses loopback, RFC1918, link-local, cloud metadata, redirects).</w:t>
+            </w:r>
+          </w:p>
+        </w:tc>
+      </w:tr>
+      <w:tr>
+        <w:tc>
+          <w:tcPr>
+            <w:tcW w:type="dxa" w:w="2060"/>
+            <w:tcMar>
+              <w:top w:type="dxa" w:w="100"/>
+              <w:left w:type="dxa" w:w="140"/>
+              <w:bottom w:type="dxa" w:w="100"/>
+              <w:right w:type="dxa" w:w="140"/>
+            </w:tcMar>
+          </w:tcPr>
+          <w:p>
+            <w:pPr>
+              <w:spacing w:after="0" w:before="0"/>
+            </w:pPr>
+            <w:r>
+              <w:rPr>
+                <w:b/>
+                <w:bCs/>
+              </w:rPr>
+              <w:t xml:space="preserve">CC7.2 — System monitoring</w:t>
+            </w:r>
+          </w:p>
+        </w:tc>
+        <w:tc>
+          <w:tcPr>
+            <w:tcW w:type="dxa" w:w="3650"/>
+            <w:tcMar>
+              <w:top w:type="dxa" w:w="100"/>
+              <w:left w:type="dxa" w:w="140"/>
+              <w:bottom w:type="dxa" w:w="100"/>
+              <w:right w:type="dxa" w:w="140"/>
+            </w:tcMar>
+          </w:tcPr>
+          <w:p>
+            <w:pPr>
+              <w:spacing w:after="0" w:before="0"/>
+            </w:pPr>
+            <w:r>
+              <w:t xml:space="preserve">Detects security events through monitoring of system activity and configuration changes.</w:t>
+            </w:r>
+          </w:p>
+        </w:tc>
+        <w:tc>
+          <w:tcPr>
+            <w:tcW w:type="dxa" w:w="3650"/>
+            <w:tcMar>
+              <w:top w:type="dxa" w:w="100"/>
+              <w:left w:type="dxa" w:w="140"/>
+              <w:bottom w:type="dxa" w:w="100"/>
+              <w:right w:type="dxa" w:w="140"/>
+            </w:tcMar>
+          </w:tcPr>
+          <w:p>
+            <w:pPr>
+              <w:spacing w:after="0" w:before="0"/>
+            </w:pPr>
+            <w:r>
+              <w:t xml:space="preserve">Per-firing JSONL audit log with derivation trace (source file, line, parser layer). Every line carries SHA-256 prev_hash + hash; arai audit --verify walks the chain across every day-bucket and exits non-zero on any tamper, reorder, or deletion.</w:t>
+            </w:r>
+          </w:p>
+        </w:tc>
+      </w:tr>
+      <w:tr>
+        <w:tc>
+          <w:tcPr>
+            <w:tcW w:type="dxa" w:w="2060"/>
+            <w:tcMar>
+              <w:top w:type="dxa" w:w="100"/>
+              <w:left w:type="dxa" w:w="140"/>
+              <w:bottom w:type="dxa" w:w="100"/>
+              <w:right w:type="dxa" w:w="140"/>
+            </w:tcMar>
+          </w:tcPr>
+          <w:p>
+            <w:pPr>
+              <w:spacing w:after="0" w:before="0"/>
+            </w:pPr>
+            <w:r>
+              <w:rPr>
+                <w:b/>
+                <w:bCs/>
+              </w:rPr>
+              <w:t xml:space="preserve">CC7.3 — Evaluation of security events</w:t>
+            </w:r>
+          </w:p>
+        </w:tc>
+        <w:tc>
+          <w:tcPr>
+            <w:tcW w:type="dxa" w:w="3650"/>
+            <w:tcMar>
+              <w:top w:type="dxa" w:w="100"/>
+              <w:left w:type="dxa" w:w="140"/>
+              <w:bottom w:type="dxa" w:w="100"/>
+              <w:right w:type="dxa" w:w="140"/>
+            </w:tcMar>
+          </w:tcPr>
+          <w:p>
+            <w:pPr>
+              <w:spacing w:after="0" w:before="0"/>
+            </w:pPr>
+            <w:r>
+              <w:t xml:space="preserve">Evaluates events to determine whether the control environment is operating as designed.</w:t>
+            </w:r>
+          </w:p>
+        </w:tc>
+        <w:tc>
+          <w:tcPr>
+            <w:tcW w:type="dxa" w:w="3650"/>
+            <w:tcMar>
+              <w:top w:type="dxa" w:w="100"/>
+              <w:left w:type="dxa" w:w="140"/>
+              <w:bottom w:type="dxa" w:w="100"/>
+              <w:right w:type="dxa" w:w="140"/>
+            </w:tcMar>
+          </w:tcPr>
+          <w:p>
+            <w:pPr>
+              <w:spacing w:after="0" w:before="0"/>
+            </w:pPr>
+            <w:r>
+              <w:t xml:space="preserve">Pre/Post correlation emits Obeyed / Ignored / Unclear verdicts per rule. arai stats --by-rule rolls these into per-rule compliance ratios. Evidence of enforcement effectiveness, not just attempts.</w:t>
+            </w:r>
+          </w:p>
+        </w:tc>
+      </w:tr>
+      <w:tr>
+        <w:tc>
+          <w:tcPr>
+            <w:tcW w:type="dxa" w:w="2060"/>
+            <w:tcMar>
+              <w:top w:type="dxa" w:w="100"/>
+              <w:left w:type="dxa" w:w="140"/>
+              <w:bottom w:type="dxa" w:w="100"/>
+              <w:right w:type="dxa" w:w="140"/>
+            </w:tcMar>
+          </w:tcPr>
+          <w:p>
+            <w:pPr>
+              <w:spacing w:after="0" w:before="0"/>
+            </w:pPr>
+            <w:r>
+              <w:rPr>
+                <w:b/>
+                <w:bCs/>
+              </w:rPr>
+              <w:t xml:space="preserve">CC8.1 — Change management</w:t>
+            </w:r>
+          </w:p>
+        </w:tc>
+        <w:tc>
+          <w:tcPr>
+            <w:tcW w:type="dxa" w:w="3650"/>
+            <w:tcMar>
+              <w:top w:type="dxa" w:w="100"/>
+              <w:left w:type="dxa" w:w="140"/>
+              <w:bottom w:type="dxa" w:w="100"/>
+              <w:right w:type="dxa" w:w="140"/>
+            </w:tcMar>
+          </w:tcPr>
+          <w:p>
+            <w:pPr>
+              <w:spacing w:after="0" w:before="0"/>
+            </w:pPr>
+            <w:r>
+              <w:t xml:space="preserve">Authorises, designs, develops, and tests changes prior to implementation.</w:t>
+            </w:r>
+          </w:p>
+        </w:tc>
+        <w:tc>
+          <w:tcPr>
+            <w:tcW w:type="dxa" w:w="3650"/>
+            <w:tcMar>
+              <w:top w:type="dxa" w:w="100"/>
+              <w:left w:type="dxa" w:w="140"/>
+              <w:bottom w:type="dxa" w:w="100"/>
+              <w:right w:type="dxa" w:w="140"/>
+            </w:tcMar>
+          </w:tcPr>
+          <w:p>
+            <w:pPr>
+              <w:spacing w:after="0" w:before="0"/>
+            </w:pPr>
+            <w:r>
+              <w:t xml:space="preserve">arai diff previews rule-set delta before save. arai test replays scenarios through the live match_hook pipeline. arai record captures real firings as regression fixtures. Synthetic parser-coverage corpus locks parser behaviour across releases.</w:t>
+            </w:r>
+          </w:p>
+        </w:tc>
+      </w:tr>
+      <w:tr>
+        <w:tc>
+          <w:tcPr>
+            <w:tcW w:type="dxa" w:w="2060"/>
+            <w:tcMar>
+              <w:top w:type="dxa" w:w="100"/>
+              <w:left w:type="dxa" w:w="140"/>
+              <w:bottom w:type="dxa" w:w="100"/>
+              <w:right w:type="dxa" w:w="140"/>
+            </w:tcMar>
+          </w:tcPr>
+          <w:p>
+            <w:pPr>
+              <w:spacing w:after="0" w:before="0"/>
+            </w:pPr>
+            <w:r>
+              <w:rPr>
+                <w:b/>
+                <w:bCs/>
+              </w:rPr>
+              <w:t xml:space="preserve">CC9.2 — Vendor / third-party management</w:t>
+            </w:r>
+          </w:p>
+        </w:tc>
+        <w:tc>
+          <w:tcPr>
+            <w:tcW w:type="dxa" w:w="3650"/>
+            <w:tcMar>
+              <w:top w:type="dxa" w:w="100"/>
+              <w:left w:type="dxa" w:w="140"/>
+              <w:bottom w:type="dxa" w:w="100"/>
+              <w:right w:type="dxa" w:w="140"/>
+            </w:tcMar>
+          </w:tcPr>
+          <w:p>
+            <w:pPr>
+              <w:spacing w:after="0" w:before="0"/>
+            </w:pPr>
+            <w:r>
+              <w:t xml:space="preserve">Manages risks associated with vendors and business partners (here: the agent that drives Arai's MCP server, and shared upstream policy sources).</w:t>
+            </w:r>
+          </w:p>
+        </w:tc>
+        <w:tc>
+          <w:tcPr>
+            <w:tcW w:type="dxa" w:w="3650"/>
+            <w:tcMar>
+              <w:top w:type="dxa" w:w="100"/>
+              <w:left w:type="dxa" w:w="140"/>
+              <w:bottom w:type="dxa" w:w="100"/>
+              <w:right w:type="dxa" w:w="140"/>
+            </w:tcMar>
+          </w:tcPr>
+          <w:p>
+            <w:pPr>
+              <w:spacing w:after="0" w:before="0"/>
+            </w:pPr>
+            <w:r>
+              <w:t xml:space="preserve">Optional shared-secret authentication on the MCP server via ARAI_MCP_AUTH_TOKEN (constant-time compare at initialize). arai:extends per-URL trust list. Cached upstream-policy files carry SHA-256 sidecars; mismatched or missing sidecars are treated as a cache miss.</w:t>
+            </w:r>
+          </w:p>
+        </w:tc>
+      </w:tr>
+    </w:tbl>
+    <w:p>
+      <w:pPr>
         <w:pStyle w:val="Heading1"/>
         <w:spacing w:after="180" w:before="360"/>
       </w:pPr>
@@ -3033,7 +3969,7 @@
           <w:sz w:val="18"/>
           <w:szCs w:val="18"/>
         </w:rPr>
-        <w:t xml:space="preserve">Arai v0.2.11 · produced 2026-05 · canonical source: github.com/taniwhaai/arai</w:t>
+        <w:t xml:space="preserve">Arai v0.2.18 (unreleased) · updated 2026-05-13 · canonical source: github.com/taniwhaai/arai</w:t>
       </w:r>
     </w:p>
     <w:sectPr>

--- a/docs/arai-compliance-features.docx
+++ b/docs/arai-compliance-features.docx
@@ -462,6 +462,132 @@
           </w:p>
         </w:tc>
       </w:tr>
+      <w:tr>
+        <w:tc>
+          <w:tcPr>
+            <w:tcW w:type="dxa" w:w="2060"/>
+            <w:tcMar>
+              <w:top w:type="dxa" w:w="100"/>
+              <w:left w:type="dxa" w:w="140"/>
+              <w:bottom w:type="dxa" w:w="100"/>
+              <w:right w:type="dxa" w:w="140"/>
+            </w:tcMar>
+          </w:tcPr>
+          <w:p>
+            <w:pPr>
+              <w:spacing w:after="0" w:before="0"/>
+            </w:pPr>
+            <w:r>
+              <w:rPr>
+                <w:b/>
+                <w:bCs/>
+              </w:rPr>
+              <w:t xml:space="preserve">Hash-chained audit log</w:t>
+            </w:r>
+          </w:p>
+        </w:tc>
+        <w:tc>
+          <w:tcPr>
+            <w:tcW w:type="dxa" w:w="3650"/>
+            <w:tcMar>
+              <w:top w:type="dxa" w:w="100"/>
+              <w:left w:type="dxa" w:w="140"/>
+              <w:bottom w:type="dxa" w:w="100"/>
+              <w:right w:type="dxa" w:w="140"/>
+            </w:tcMar>
+          </w:tcPr>
+          <w:p>
+            <w:pPr>
+              <w:spacing w:after="0" w:before="0"/>
+            </w:pPr>
+            <w:r>
+              <w:t xml:space="preserve">Every audit-log line carries prev_hash + hash (SHA-256 over canonical bytes); a per-day .head.YYYYMMDD sidecar anchors the chain tip.</w:t>
+            </w:r>
+          </w:p>
+        </w:tc>
+        <w:tc>
+          <w:tcPr>
+            <w:tcW w:type="dxa" w:w="3650"/>
+            <w:tcMar>
+              <w:top w:type="dxa" w:w="100"/>
+              <w:left w:type="dxa" w:w="140"/>
+              <w:bottom w:type="dxa" w:w="100"/>
+              <w:right w:type="dxa" w:w="140"/>
+            </w:tcMar>
+          </w:tcPr>
+          <w:p>
+            <w:pPr>
+              <w:spacing w:after="0" w:before="0"/>
+            </w:pPr>
+            <w:r>
+              <w:t xml:space="preserve">Tampering, reordering, or deletion of any line is detectable. Backs the “tamper-evident” claim with a real mechanism rather than append-only-by-convention.</w:t>
+            </w:r>
+          </w:p>
+        </w:tc>
+      </w:tr>
+      <w:tr>
+        <w:tc>
+          <w:tcPr>
+            <w:tcW w:type="dxa" w:w="2060"/>
+            <w:tcMar>
+              <w:top w:type="dxa" w:w="100"/>
+              <w:left w:type="dxa" w:w="140"/>
+              <w:bottom w:type="dxa" w:w="100"/>
+              <w:right w:type="dxa" w:w="140"/>
+            </w:tcMar>
+          </w:tcPr>
+          <w:p>
+            <w:pPr>
+              <w:spacing w:after="0" w:before="0"/>
+            </w:pPr>
+            <w:r>
+              <w:rPr>
+                <w:b/>
+                <w:bCs/>
+              </w:rPr>
+              <w:t xml:space="preserve">arai audit --verify</w:t>
+            </w:r>
+          </w:p>
+        </w:tc>
+        <w:tc>
+          <w:tcPr>
+            <w:tcW w:type="dxa" w:w="3650"/>
+            <w:tcMar>
+              <w:top w:type="dxa" w:w="100"/>
+              <w:left w:type="dxa" w:w="140"/>
+              <w:bottom w:type="dxa" w:w="100"/>
+              <w:right w:type="dxa" w:w="140"/>
+            </w:tcMar>
+          </w:tcPr>
+          <w:p>
+            <w:pPr>
+              <w:spacing w:after="0" w:before="0"/>
+            </w:pPr>
+            <w:r>
+              <w:t xml:space="preserve">CLI walks the hash chain across every day-bucket for the project and exits non-zero on any tamper / reorder / deletion. JSON output for CI / cron.</w:t>
+            </w:r>
+          </w:p>
+        </w:tc>
+        <w:tc>
+          <w:tcPr>
+            <w:tcW w:type="dxa" w:w="3650"/>
+            <w:tcMar>
+              <w:top w:type="dxa" w:w="100"/>
+              <w:left w:type="dxa" w:w="140"/>
+              <w:bottom w:type="dxa" w:w="100"/>
+              <w:right w:type="dxa" w:w="140"/>
+            </w:tcMar>
+          </w:tcPr>
+          <w:p>
+            <w:pPr>
+              <w:spacing w:after="0" w:before="0"/>
+            </w:pPr>
+            <w:r>
+              <w:t xml:space="preserve">Evidence integrity becomes a gateable CI step or scheduled job. Auditors can independently confirm the trail hasn’t been edited.</w:t>
+            </w:r>
+          </w:p>
+        </w:tc>
+      </w:tr>
     </w:tbl>
     <w:p>
       <w:pPr>
@@ -2652,6 +2778,258 @@
           </w:p>
         </w:tc>
       </w:tr>
+      <w:tr>
+        <w:tc>
+          <w:tcPr>
+            <w:tcW w:type="dxa" w:w="2060"/>
+            <w:tcMar>
+              <w:top w:type="dxa" w:w="100"/>
+              <w:left w:type="dxa" w:w="140"/>
+              <w:bottom w:type="dxa" w:w="100"/>
+              <w:right w:type="dxa" w:w="140"/>
+            </w:tcMar>
+          </w:tcPr>
+          <w:p>
+            <w:pPr>
+              <w:spacing w:after="0" w:before="0"/>
+            </w:pPr>
+            <w:r>
+              <w:rPr>
+                <w:b/>
+                <w:bCs/>
+              </w:rPr>
+              <w:t xml:space="preserve">MCP authentication</w:t>
+            </w:r>
+          </w:p>
+        </w:tc>
+        <w:tc>
+          <w:tcPr>
+            <w:tcW w:type="dxa" w:w="3650"/>
+            <w:tcMar>
+              <w:top w:type="dxa" w:w="100"/>
+              <w:left w:type="dxa" w:w="140"/>
+              <w:bottom w:type="dxa" w:w="100"/>
+              <w:right w:type="dxa" w:w="140"/>
+            </w:tcMar>
+          </w:tcPr>
+          <w:p>
+            <w:pPr>
+              <w:spacing w:after="0" w:before="0"/>
+            </w:pPr>
+            <w:r>
+              <w:t xml:space="preserve">Optional shared-secret via ARAI_MCP_AUTH_TOKEN. When set, initialize.params.auth_token must match (constant-time compare); subsequent calls on the same stdio connection inherit auth. Open by default for backwards compatibility.</w:t>
+            </w:r>
+          </w:p>
+        </w:tc>
+        <w:tc>
+          <w:tcPr>
+            <w:tcW w:type="dxa" w:w="3650"/>
+            <w:tcMar>
+              <w:top w:type="dxa" w:w="100"/>
+              <w:left w:type="dxa" w:w="140"/>
+              <w:bottom w:type="dxa" w:w="100"/>
+              <w:right w:type="dxa" w:w="140"/>
+            </w:tcMar>
+          </w:tcPr>
+          <w:p>
+            <w:pPr>
+              <w:spacing w:after="0" w:before="0"/>
+            </w:pPr>
+            <w:r>
+              <w:t xml:space="preserve">Closes the “agent on stdio is implicitly trusted” surface for organisations that want to gate which agents may drive Arai’s MCP tools. Notification handling stays JSON-RPC 2.0 compliant.</w:t>
+            </w:r>
+          </w:p>
+        </w:tc>
+      </w:tr>
+      <w:tr>
+        <w:tc>
+          <w:tcPr>
+            <w:tcW w:type="dxa" w:w="2060"/>
+            <w:tcMar>
+              <w:top w:type="dxa" w:w="100"/>
+              <w:left w:type="dxa" w:w="140"/>
+              <w:bottom w:type="dxa" w:w="100"/>
+              <w:right w:type="dxa" w:w="140"/>
+            </w:tcMar>
+          </w:tcPr>
+          <w:p>
+            <w:pPr>
+              <w:spacing w:after="0" w:before="0"/>
+            </w:pPr>
+            <w:r>
+              <w:rPr>
+                <w:b/>
+                <w:bCs/>
+              </w:rPr>
+              <w:t xml:space="preserve">Extends cache-at-rest signature</w:t>
+            </w:r>
+          </w:p>
+        </w:tc>
+        <w:tc>
+          <w:tcPr>
+            <w:tcW w:type="dxa" w:w="3650"/>
+            <w:tcMar>
+              <w:top w:type="dxa" w:w="100"/>
+              <w:left w:type="dxa" w:w="140"/>
+              <w:bottom w:type="dxa" w:w="100"/>
+              <w:right w:type="dxa" w:w="140"/>
+            </w:tcMar>
+          </w:tcPr>
+          <w:p>
+            <w:pPr>
+              <w:spacing w:after="0" w:before="0"/>
+            </w:pPr>
+            <w:r>
+              <w:t xml:space="preserve">Cached upstream-policy files now carry a &lt;hash&gt;.md.sha256 sidecar. Mismatched or missing sidecars are treated as a cache miss in both the fresh-read and stale-while-error paths.</w:t>
+            </w:r>
+          </w:p>
+        </w:tc>
+        <w:tc>
+          <w:tcPr>
+            <w:tcW w:type="dxa" w:w="3650"/>
+            <w:tcMar>
+              <w:top w:type="dxa" w:w="100"/>
+              <w:left w:type="dxa" w:w="140"/>
+              <w:bottom w:type="dxa" w:w="100"/>
+              <w:right w:type="dxa" w:w="140"/>
+            </w:tcMar>
+          </w:tcPr>
+          <w:p>
+            <w:pPr>
+              <w:spacing w:after="0" w:before="0"/>
+            </w:pPr>
+            <w:r>
+              <w:t xml:space="preserve">Closes the cache-tampering surface beneath the trust list. An attacker with write access to the cache directory can no longer swap a cached policy out without the next read detecting it.</w:t>
+            </w:r>
+          </w:p>
+        </w:tc>
+      </w:tr>
+      <w:tr>
+        <w:tc>
+          <w:tcPr>
+            <w:tcW w:type="dxa" w:w="2060"/>
+            <w:tcMar>
+              <w:top w:type="dxa" w:w="100"/>
+              <w:left w:type="dxa" w:w="140"/>
+              <w:bottom w:type="dxa" w:w="100"/>
+              <w:right w:type="dxa" w:w="140"/>
+            </w:tcMar>
+          </w:tcPr>
+          <w:p>
+            <w:pPr>
+              <w:spacing w:after="0" w:before="0"/>
+            </w:pPr>
+            <w:r>
+              <w:rPr>
+                <w:b/>
+                <w:bCs/>
+              </w:rPr>
+              <w:t xml:space="preserve">Windows audit ACLs pinned</w:t>
+            </w:r>
+          </w:p>
+        </w:tc>
+        <w:tc>
+          <w:tcPr>
+            <w:tcW w:type="dxa" w:w="3650"/>
+            <w:tcMar>
+              <w:top w:type="dxa" w:w="100"/>
+              <w:left w:type="dxa" w:w="140"/>
+              <w:bottom w:type="dxa" w:w="100"/>
+              <w:right w:type="dxa" w:w="140"/>
+            </w:tcMar>
+          </w:tcPr>
+          <w:p>
+            <w:pPr>
+              <w:spacing w:after="0" w:before="0"/>
+            </w:pPr>
+            <w:r>
+              <w:t xml:space="preserve">First audit write on Windows shells once to icacls /inheritance:r /grant:r USER:(OI)(CI)F and drops a .arai_acl_set marker so subsequent writes skip the call.</w:t>
+            </w:r>
+          </w:p>
+        </w:tc>
+        <w:tc>
+          <w:tcPr>
+            <w:tcW w:type="dxa" w:w="3650"/>
+            <w:tcMar>
+              <w:top w:type="dxa" w:w="100"/>
+              <w:left w:type="dxa" w:w="140"/>
+              <w:bottom w:type="dxa" w:w="100"/>
+              <w:right w:type="dxa" w:w="140"/>
+            </w:tcMar>
+          </w:tcPr>
+          <w:p>
+            <w:pPr>
+              <w:spacing w:after="0" w:before="0"/>
+            </w:pPr>
+            <w:r>
+              <w:t xml:space="preserve">Matches the Unix 0700/0600 lock-down on the audit directory. Removes the “typically user-only by default” soft assumption on a Windows fleet.</w:t>
+            </w:r>
+          </w:p>
+        </w:tc>
+      </w:tr>
+      <w:tr>
+        <w:tc>
+          <w:tcPr>
+            <w:tcW w:type="dxa" w:w="2060"/>
+            <w:tcMar>
+              <w:top w:type="dxa" w:w="100"/>
+              <w:left w:type="dxa" w:w="140"/>
+              <w:bottom w:type="dxa" w:w="100"/>
+              <w:right w:type="dxa" w:w="140"/>
+            </w:tcMar>
+          </w:tcPr>
+          <w:p>
+            <w:pPr>
+              <w:spacing w:after="0" w:before="0"/>
+            </w:pPr>
+            <w:r>
+              <w:rPr>
+                <w:b/>
+                <w:bCs/>
+              </w:rPr>
+              <w:t xml:space="preserve">Telemetry queue size cap</w:t>
+            </w:r>
+          </w:p>
+        </w:tc>
+        <w:tc>
+          <w:tcPr>
+            <w:tcW w:type="dxa" w:w="3650"/>
+            <w:tcMar>
+              <w:top w:type="dxa" w:w="100"/>
+              <w:left w:type="dxa" w:w="140"/>
+              <w:bottom w:type="dxa" w:w="100"/>
+              <w:right w:type="dxa" w:w="140"/>
+            </w:tcMar>
+          </w:tcPr>
+          <w:p>
+            <w:pPr>
+              <w:spacing w:after="0" w:before="0"/>
+            </w:pPr>
+            <w:r>
+              <w:t xml:space="preserve">Hard 2 MiB cap on telemetry_queue.jsonl, enforced via a single metadata() syscall in track(). Events above the cap are silently dropped (upstream sink dedups on rule_hash anyway).</w:t>
+            </w:r>
+          </w:p>
+        </w:tc>
+        <w:tc>
+          <w:tcPr>
+            <w:tcW w:type="dxa" w:w="3650"/>
+            <w:tcMar>
+              <w:top w:type="dxa" w:w="100"/>
+              <w:left w:type="dxa" w:w="140"/>
+              <w:bottom w:type="dxa" w:w="100"/>
+              <w:right w:type="dxa" w:w="140"/>
+            </w:tcMar>
+          </w:tcPr>
+          <w:p>
+            <w:pPr>
+              <w:spacing w:after="0" w:before="0"/>
+            </w:pPr>
+            <w:r>
+              <w:t xml:space="preserve">Bounds on-disk growth for installs that only ever invoke hooks (and never the non-hook CLI commands that flush). No risk of the telemetry queue itself becoming a long-term storage liability.</w:t>
+            </w:r>
+          </w:p>
+        </w:tc>
+      </w:tr>
     </w:tbl>
     <w:p>
       <w:pPr>
@@ -2912,6 +3290,564 @@
     </w:p>
     <w:p>
       <w:pPr>
+        <w:pStyle w:val="Heading2"/>
+        <w:spacing w:after="200" w:before="400"/>
+      </w:pPr>
+      <w:r>
+        <w:rPr>
+          <w:b/>
+          <w:bCs/>
+          <w:sz w:val="28"/>
+        </w:rPr>
+        <w:t xml:space="preserve">8. SOC 2 Trust Service Criteria mapping</w:t>
+      </w:r>
+    </w:p>
+    <w:p>
+      <w:pPr>
+        <w:spacing w:after="200" w:before="0"/>
+      </w:pPr>
+      <w:r>
+        <w:t xml:space="preserve">Arai is not itself a certified product. The following mapping documents how the controls in sections 1–7 align with the SOC 2 Trust Service Criteria so a procurement / InfoSec reviewer can evaluate Arai against their own framework without redoing the analysis.</w:t>
+      </w:r>
+    </w:p>
+    <w:tbl>
+      <w:tblPr>
+        <w:tblW w:type="dxa" w:w="9360"/>
+        <w:tblBorders>
+          <w:top w:color="CCCCCC" w:space="0" w:sz="4" w:val="single"/>
+          <w:left w:color="CCCCCC" w:space="0" w:sz="4" w:val="single"/>
+          <w:bottom w:color="CCCCCC" w:space="0" w:sz="4" w:val="single"/>
+          <w:right w:color="CCCCCC" w:space="0" w:sz="4" w:val="single"/>
+          <w:insideH w:color="CCCCCC" w:space="0" w:sz="4" w:val="single"/>
+          <w:insideV w:color="CCCCCC" w:space="0" w:sz="4" w:val="single"/>
+        </w:tblBorders>
+      </w:tblPr>
+      <w:tblGrid>
+        <w:gridCol w:w="2060"/>
+        <w:gridCol w:w="3650"/>
+        <w:gridCol w:w="3650"/>
+      </w:tblGrid>
+      <w:tr>
+        <w:tc>
+          <w:tcPr>
+            <w:tcW w:type="dxa" w:w="2060"/>
+            <w:shd w:fill="1F3A5F" w:color="auto" w:val="clear"/>
+            <w:tcMar>
+              <w:top w:type="dxa" w:w="100"/>
+              <w:left w:type="dxa" w:w="140"/>
+              <w:bottom w:type="dxa" w:w="100"/>
+              <w:right w:type="dxa" w:w="140"/>
+            </w:tcMar>
+          </w:tcPr>
+          <w:p>
+            <w:pPr>
+              <w:spacing w:after="0" w:before="0"/>
+            </w:pPr>
+            <w:r>
+              <w:rPr>
+                <w:b/>
+                <w:bCs/>
+                <w:color w:val="FFFFFF"/>
+              </w:rPr>
+              <w:t xml:space="preserve">TSC criterion</w:t>
+            </w:r>
+          </w:p>
+        </w:tc>
+        <w:tc>
+          <w:tcPr>
+            <w:tcW w:type="dxa" w:w="3650"/>
+            <w:shd w:fill="1F3A5F" w:color="auto" w:val="clear"/>
+            <w:tcMar>
+              <w:top w:type="dxa" w:w="100"/>
+              <w:left w:type="dxa" w:w="140"/>
+              <w:bottom w:type="dxa" w:w="100"/>
+              <w:right w:type="dxa" w:w="140"/>
+            </w:tcMar>
+          </w:tcPr>
+          <w:p>
+            <w:pPr>
+              <w:spacing w:after="0" w:before="0"/>
+            </w:pPr>
+            <w:r>
+              <w:rPr>
+                <w:b/>
+                <w:bCs/>
+                <w:color w:val="FFFFFF"/>
+              </w:rPr>
+              <w:t xml:space="preserve">What it covers</w:t>
+            </w:r>
+          </w:p>
+        </w:tc>
+        <w:tc>
+          <w:tcPr>
+            <w:tcW w:type="dxa" w:w="3650"/>
+            <w:shd w:fill="1F3A5F" w:color="auto" w:val="clear"/>
+            <w:tcMar>
+              <w:top w:type="dxa" w:w="100"/>
+              <w:left w:type="dxa" w:w="140"/>
+              <w:bottom w:type="dxa" w:w="100"/>
+              <w:right w:type="dxa" w:w="140"/>
+            </w:tcMar>
+          </w:tcPr>
+          <w:p>
+            <w:pPr>
+              <w:spacing w:after="0" w:before="0"/>
+            </w:pPr>
+            <w:r>
+              <w:rPr>
+                <w:b/>
+                <w:bCs/>
+                <w:color w:val="FFFFFF"/>
+              </w:rPr>
+              <w:t xml:space="preserve">Arai feature(s) that satisfy it</w:t>
+            </w:r>
+          </w:p>
+        </w:tc>
+      </w:tr>
+      <w:tr>
+        <w:tc>
+          <w:tcPr>
+            <w:tcW w:type="dxa" w:w="2060"/>
+            <w:tcMar>
+              <w:top w:type="dxa" w:w="100"/>
+              <w:left w:type="dxa" w:w="140"/>
+              <w:bottom w:type="dxa" w:w="100"/>
+              <w:right w:type="dxa" w:w="140"/>
+            </w:tcMar>
+          </w:tcPr>
+          <w:p>
+            <w:pPr>
+              <w:spacing w:after="0" w:before="0"/>
+            </w:pPr>
+            <w:r>
+              <w:rPr>
+                <w:b/>
+                <w:bCs/>
+              </w:rPr>
+              <w:t xml:space="preserve">CC6.1 — Logical access controls</w:t>
+            </w:r>
+          </w:p>
+        </w:tc>
+        <w:tc>
+          <w:tcPr>
+            <w:tcW w:type="dxa" w:w="3650"/>
+            <w:tcMar>
+              <w:top w:type="dxa" w:w="100"/>
+              <w:left w:type="dxa" w:w="140"/>
+              <w:bottom w:type="dxa" w:w="100"/>
+              <w:right w:type="dxa" w:w="140"/>
+            </w:tcMar>
+          </w:tcPr>
+          <w:p>
+            <w:pPr>
+              <w:spacing w:after="0" w:before="0"/>
+            </w:pPr>
+            <w:r>
+              <w:t xml:space="preserve">Restricts logical access to data and system resources to authorised users.</w:t>
+            </w:r>
+          </w:p>
+        </w:tc>
+        <w:tc>
+          <w:tcPr>
+            <w:tcW w:type="dxa" w:w="3650"/>
+            <w:tcMar>
+              <w:top w:type="dxa" w:w="100"/>
+              <w:left w:type="dxa" w:w="140"/>
+              <w:bottom w:type="dxa" w:w="100"/>
+              <w:right w:type="dxa" w:w="140"/>
+            </w:tcMar>
+          </w:tcPr>
+          <w:p>
+            <w:pPr>
+              <w:spacing w:after="0" w:before="0"/>
+            </w:pPr>
+            <w:r>
+              <w:t xml:space="preserve">Audit directory locked to owner-only on disk (0700/0600 on Unix; icacls /inheritance:r /grant:r on Windows, pinned on first audit write via a marker file).</w:t>
+            </w:r>
+          </w:p>
+        </w:tc>
+      </w:tr>
+      <w:tr>
+        <w:tc>
+          <w:tcPr>
+            <w:tcW w:type="dxa" w:w="2060"/>
+            <w:tcMar>
+              <w:top w:type="dxa" w:w="100"/>
+              <w:left w:type="dxa" w:w="140"/>
+              <w:bottom w:type="dxa" w:w="100"/>
+              <w:right w:type="dxa" w:w="140"/>
+            </w:tcMar>
+          </w:tcPr>
+          <w:p>
+            <w:pPr>
+              <w:spacing w:after="0" w:before="0"/>
+            </w:pPr>
+            <w:r>
+              <w:rPr>
+                <w:b/>
+                <w:bCs/>
+              </w:rPr>
+              <w:t xml:space="preserve">CC6.6 — External system / supply chain</w:t>
+            </w:r>
+          </w:p>
+        </w:tc>
+        <w:tc>
+          <w:tcPr>
+            <w:tcW w:type="dxa" w:w="3650"/>
+            <w:tcMar>
+              <w:top w:type="dxa" w:w="100"/>
+              <w:left w:type="dxa" w:w="140"/>
+              <w:bottom w:type="dxa" w:w="100"/>
+              <w:right w:type="dxa" w:w="140"/>
+            </w:tcMar>
+          </w:tcPr>
+          <w:p>
+            <w:pPr>
+              <w:spacing w:after="0" w:before="0"/>
+            </w:pPr>
+            <w:r>
+              <w:t xml:space="preserve">Protects information against vulnerabilities introduced by external sources or third-party software.</w:t>
+            </w:r>
+          </w:p>
+        </w:tc>
+        <w:tc>
+          <w:tcPr>
+            <w:tcW w:type="dxa" w:w="3650"/>
+            <w:tcMar>
+              <w:top w:type="dxa" w:w="100"/>
+              <w:left w:type="dxa" w:w="140"/>
+              <w:bottom w:type="dxa" w:w="100"/>
+              <w:right w:type="dxa" w:w="140"/>
+            </w:tcMar>
+          </w:tcPr>
+          <w:p>
+            <w:pPr>
+              <w:spacing w:after="0" w:before="0"/>
+            </w:pPr>
+            <w:r>
+              <w:t xml:space="preserve">Every install path verifies the downloaded binary against published checksums.txt (SHA-256). MCP server input caps. Single-binary distribution.</w:t>
+            </w:r>
+          </w:p>
+        </w:tc>
+      </w:tr>
+      <w:tr>
+        <w:tc>
+          <w:tcPr>
+            <w:tcW w:type="dxa" w:w="2060"/>
+            <w:tcMar>
+              <w:top w:type="dxa" w:w="100"/>
+              <w:left w:type="dxa" w:w="140"/>
+              <w:bottom w:type="dxa" w:w="100"/>
+              <w:right w:type="dxa" w:w="140"/>
+            </w:tcMar>
+          </w:tcPr>
+          <w:p>
+            <w:pPr>
+              <w:spacing w:after="0" w:before="0"/>
+            </w:pPr>
+            <w:r>
+              <w:rPr>
+                <w:b/>
+                <w:bCs/>
+              </w:rPr>
+              <w:t xml:space="preserve">CC6.7 — Data in transit</w:t>
+            </w:r>
+          </w:p>
+        </w:tc>
+        <w:tc>
+          <w:tcPr>
+            <w:tcW w:type="dxa" w:w="3650"/>
+            <w:tcMar>
+              <w:top w:type="dxa" w:w="100"/>
+              <w:left w:type="dxa" w:w="140"/>
+              <w:bottom w:type="dxa" w:w="100"/>
+              <w:right w:type="dxa" w:w="140"/>
+            </w:tcMar>
+          </w:tcPr>
+          <w:p>
+            <w:pPr>
+              <w:spacing w:after="0" w:before="0"/>
+            </w:pPr>
+            <w:r>
+              <w:t xml:space="preserve">Protects information in transit, including limits on what leaves the host.</w:t>
+            </w:r>
+          </w:p>
+        </w:tc>
+        <w:tc>
+          <w:tcPr>
+            <w:tcW w:type="dxa" w:w="3650"/>
+            <w:tcMar>
+              <w:top w:type="dxa" w:w="100"/>
+              <w:left w:type="dxa" w:w="140"/>
+              <w:bottom w:type="dxa" w:w="100"/>
+              <w:right w:type="dxa" w:w="140"/>
+            </w:tcMar>
+          </w:tcPr>
+          <w:p>
+            <w:pPr>
+              <w:spacing w:after="0" w:before="0"/>
+            </w:pPr>
+            <w:r>
+              <w:t xml:space="preserve">No network on the hook hot path. (noenrich) per-rule opt-out plus pre-send locality verdict for the enrichment channel. arai:extends HTTPS-only with SSRF-hardened transport (refuses loopback, RFC1918, link-local, cloud metadata, redirects).</w:t>
+            </w:r>
+          </w:p>
+        </w:tc>
+      </w:tr>
+      <w:tr>
+        <w:tc>
+          <w:tcPr>
+            <w:tcW w:type="dxa" w:w="2060"/>
+            <w:tcMar>
+              <w:top w:type="dxa" w:w="100"/>
+              <w:left w:type="dxa" w:w="140"/>
+              <w:bottom w:type="dxa" w:w="100"/>
+              <w:right w:type="dxa" w:w="140"/>
+            </w:tcMar>
+          </w:tcPr>
+          <w:p>
+            <w:pPr>
+              <w:spacing w:after="0" w:before="0"/>
+            </w:pPr>
+            <w:r>
+              <w:rPr>
+                <w:b/>
+                <w:bCs/>
+              </w:rPr>
+              <w:t xml:space="preserve">CC7.2 — System monitoring</w:t>
+            </w:r>
+          </w:p>
+        </w:tc>
+        <w:tc>
+          <w:tcPr>
+            <w:tcW w:type="dxa" w:w="3650"/>
+            <w:tcMar>
+              <w:top w:type="dxa" w:w="100"/>
+              <w:left w:type="dxa" w:w="140"/>
+              <w:bottom w:type="dxa" w:w="100"/>
+              <w:right w:type="dxa" w:w="140"/>
+            </w:tcMar>
+          </w:tcPr>
+          <w:p>
+            <w:pPr>
+              <w:spacing w:after="0" w:before="0"/>
+            </w:pPr>
+            <w:r>
+              <w:t xml:space="preserve">Detects security events through monitoring of system activity and configuration changes.</w:t>
+            </w:r>
+          </w:p>
+        </w:tc>
+        <w:tc>
+          <w:tcPr>
+            <w:tcW w:type="dxa" w:w="3650"/>
+            <w:tcMar>
+              <w:top w:type="dxa" w:w="100"/>
+              <w:left w:type="dxa" w:w="140"/>
+              <w:bottom w:type="dxa" w:w="100"/>
+              <w:right w:type="dxa" w:w="140"/>
+            </w:tcMar>
+          </w:tcPr>
+          <w:p>
+            <w:pPr>
+              <w:spacing w:after="0" w:before="0"/>
+            </w:pPr>
+            <w:r>
+              <w:t xml:space="preserve">Per-firing JSONL audit log with derivation trace (source file, line, parser layer). Every line carries SHA-256 prev_hash + hash; arai audit --verify walks the chain across every day-bucket and exits non-zero on any tamper, reorder, or deletion.</w:t>
+            </w:r>
+          </w:p>
+        </w:tc>
+      </w:tr>
+      <w:tr>
+        <w:tc>
+          <w:tcPr>
+            <w:tcW w:type="dxa" w:w="2060"/>
+            <w:tcMar>
+              <w:top w:type="dxa" w:w="100"/>
+              <w:left w:type="dxa" w:w="140"/>
+              <w:bottom w:type="dxa" w:w="100"/>
+              <w:right w:type="dxa" w:w="140"/>
+            </w:tcMar>
+          </w:tcPr>
+          <w:p>
+            <w:pPr>
+              <w:spacing w:after="0" w:before="0"/>
+            </w:pPr>
+            <w:r>
+              <w:rPr>
+                <w:b/>
+                <w:bCs/>
+              </w:rPr>
+              <w:t xml:space="preserve">CC7.3 — Evaluation of security events</w:t>
+            </w:r>
+          </w:p>
+        </w:tc>
+        <w:tc>
+          <w:tcPr>
+            <w:tcW w:type="dxa" w:w="3650"/>
+            <w:tcMar>
+              <w:top w:type="dxa" w:w="100"/>
+              <w:left w:type="dxa" w:w="140"/>
+              <w:bottom w:type="dxa" w:w="100"/>
+              <w:right w:type="dxa" w:w="140"/>
+            </w:tcMar>
+          </w:tcPr>
+          <w:p>
+            <w:pPr>
+              <w:spacing w:after="0" w:before="0"/>
+            </w:pPr>
+            <w:r>
+              <w:t xml:space="preserve">Evaluates events to determine whether the control environment is operating as designed.</w:t>
+            </w:r>
+          </w:p>
+        </w:tc>
+        <w:tc>
+          <w:tcPr>
+            <w:tcW w:type="dxa" w:w="3650"/>
+            <w:tcMar>
+              <w:top w:type="dxa" w:w="100"/>
+              <w:left w:type="dxa" w:w="140"/>
+              <w:bottom w:type="dxa" w:w="100"/>
+              <w:right w:type="dxa" w:w="140"/>
+            </w:tcMar>
+          </w:tcPr>
+          <w:p>
+            <w:pPr>
+              <w:spacing w:after="0" w:before="0"/>
+            </w:pPr>
+            <w:r>
+              <w:t xml:space="preserve">Pre/Post correlation emits Obeyed / Ignored / Unclear verdicts per rule. arai stats --by-rule rolls these into per-rule compliance ratios. Evidence of enforcement effectiveness, not just attempts.</w:t>
+            </w:r>
+          </w:p>
+        </w:tc>
+      </w:tr>
+      <w:tr>
+        <w:tc>
+          <w:tcPr>
+            <w:tcW w:type="dxa" w:w="2060"/>
+            <w:tcMar>
+              <w:top w:type="dxa" w:w="100"/>
+              <w:left w:type="dxa" w:w="140"/>
+              <w:bottom w:type="dxa" w:w="100"/>
+              <w:right w:type="dxa" w:w="140"/>
+            </w:tcMar>
+          </w:tcPr>
+          <w:p>
+            <w:pPr>
+              <w:spacing w:after="0" w:before="0"/>
+            </w:pPr>
+            <w:r>
+              <w:rPr>
+                <w:b/>
+                <w:bCs/>
+              </w:rPr>
+              <w:t xml:space="preserve">CC8.1 — Change management</w:t>
+            </w:r>
+          </w:p>
+        </w:tc>
+        <w:tc>
+          <w:tcPr>
+            <w:tcW w:type="dxa" w:w="3650"/>
+            <w:tcMar>
+              <w:top w:type="dxa" w:w="100"/>
+              <w:left w:type="dxa" w:w="140"/>
+              <w:bottom w:type="dxa" w:w="100"/>
+              <w:right w:type="dxa" w:w="140"/>
+            </w:tcMar>
+          </w:tcPr>
+          <w:p>
+            <w:pPr>
+              <w:spacing w:after="0" w:before="0"/>
+            </w:pPr>
+            <w:r>
+              <w:t xml:space="preserve">Authorises, designs, develops, and tests changes prior to implementation.</w:t>
+            </w:r>
+          </w:p>
+        </w:tc>
+        <w:tc>
+          <w:tcPr>
+            <w:tcW w:type="dxa" w:w="3650"/>
+            <w:tcMar>
+              <w:top w:type="dxa" w:w="100"/>
+              <w:left w:type="dxa" w:w="140"/>
+              <w:bottom w:type="dxa" w:w="100"/>
+              <w:right w:type="dxa" w:w="140"/>
+            </w:tcMar>
+          </w:tcPr>
+          <w:p>
+            <w:pPr>
+              <w:spacing w:after="0" w:before="0"/>
+            </w:pPr>
+            <w:r>
+              <w:t xml:space="preserve">arai diff previews rule-set delta before save. arai test replays scenarios through the live match_hook pipeline. arai record captures real firings as regression fixtures. Synthetic parser-coverage corpus locks parser behaviour across releases.</w:t>
+            </w:r>
+          </w:p>
+        </w:tc>
+      </w:tr>
+      <w:tr>
+        <w:tc>
+          <w:tcPr>
+            <w:tcW w:type="dxa" w:w="2060"/>
+            <w:tcMar>
+              <w:top w:type="dxa" w:w="100"/>
+              <w:left w:type="dxa" w:w="140"/>
+              <w:bottom w:type="dxa" w:w="100"/>
+              <w:right w:type="dxa" w:w="140"/>
+            </w:tcMar>
+          </w:tcPr>
+          <w:p>
+            <w:pPr>
+              <w:spacing w:after="0" w:before="0"/>
+            </w:pPr>
+            <w:r>
+              <w:rPr>
+                <w:b/>
+                <w:bCs/>
+              </w:rPr>
+              <w:t xml:space="preserve">CC9.2 — Vendor / third-party management</w:t>
+            </w:r>
+          </w:p>
+        </w:tc>
+        <w:tc>
+          <w:tcPr>
+            <w:tcW w:type="dxa" w:w="3650"/>
+            <w:tcMar>
+              <w:top w:type="dxa" w:w="100"/>
+              <w:left w:type="dxa" w:w="140"/>
+              <w:bottom w:type="dxa" w:w="100"/>
+              <w:right w:type="dxa" w:w="140"/>
+            </w:tcMar>
+          </w:tcPr>
+          <w:p>
+            <w:pPr>
+              <w:spacing w:after="0" w:before="0"/>
+            </w:pPr>
+            <w:r>
+              <w:t xml:space="preserve">Manages risks associated with vendors and business partners (here: the agent that drives Arai's MCP server, and shared upstream policy sources).</w:t>
+            </w:r>
+          </w:p>
+        </w:tc>
+        <w:tc>
+          <w:tcPr>
+            <w:tcW w:type="dxa" w:w="3650"/>
+            <w:tcMar>
+              <w:top w:type="dxa" w:w="100"/>
+              <w:left w:type="dxa" w:w="140"/>
+              <w:bottom w:type="dxa" w:w="100"/>
+              <w:right w:type="dxa" w:w="140"/>
+            </w:tcMar>
+          </w:tcPr>
+          <w:p>
+            <w:pPr>
+              <w:spacing w:after="0" w:before="0"/>
+            </w:pPr>
+            <w:r>
+              <w:t xml:space="preserve">Optional shared-secret authentication on the MCP server via ARAI_MCP_AUTH_TOKEN (constant-time compare at initialize). arai:extends per-URL trust list. Cached upstream-policy files carry SHA-256 sidecars; mismatched or missing sidecars are treated as a cache miss.</w:t>
+            </w:r>
+          </w:p>
+        </w:tc>
+      </w:tr>
+    </w:tbl>
+    <w:p>
+      <w:pPr>
         <w:pStyle w:val="Heading1"/>
         <w:spacing w:after="180" w:before="360"/>
       </w:pPr>
@@ -3033,7 +3969,7 @@
           <w:sz w:val="18"/>
           <w:szCs w:val="18"/>
         </w:rPr>
-        <w:t xml:space="preserve">Arai v0.2.11 · produced 2026-05 · canonical source: github.com/taniwhaai/arai</w:t>
+        <w:t xml:space="preserve">Arai v0.2.18 · updated 2026-05-13 · canonical source: github.com/taniwhaai/arai</w:t>
       </w:r>
     </w:p>
     <w:sectPr>
